--- a/public/horus-procedures/FSP-19_تحديث_نظام_إدارة_سلامة_الغذاء_والتحسين_المستمر.docx
+++ b/public/horus-procedures/FSP-19_تحديث_نظام_إدارة_سلامة_الغذاء_والتحسين_المستمر.docx
@@ -9,22 +9,22 @@
         </w:pict>
       </w:r>
     </w:p>
-    <w:bookmarkStart w:id="10" w:name="شركة-حورس-لإنتاج-وتعبئة-المياه-الطبيعية"/>
+    <w:bookmarkStart w:id="10" w:name="شركة-لإنتاج-وتعبئة-المياه-الطبيعية"/>
     <w:p>
       <w:pPr>
         <w:pStyle w:val="Heading1"/>
       </w:pPr>
       <w:r>
-        <w:t xml:space="preserve">شركة حورس لإنتاج وتعبئة المياه الطبيعية</w:t>
-      </w:r>
-    </w:p>
-    <w:bookmarkStart w:id="9" w:name="horus-natural-water-co."/>
+        <w:t xml:space="preserve">شركة لإنتاج وتعبئة المياه الطبيعية</w:t>
+      </w:r>
+    </w:p>
+    <w:bookmarkStart w:id="9" w:name="company-co."/>
     <w:p>
       <w:pPr>
         <w:pStyle w:val="Heading2"/>
       </w:pPr>
       <w:r>
-        <w:t xml:space="preserve">Horus Natural Water Co.</w:t>
+        <w:t xml:space="preserve">Company Co.</w:t>
       </w:r>
     </w:p>
     <w:p>
@@ -313,7 +313,7 @@
         <w:pStyle w:val="FirstParagraph"/>
       </w:pPr>
       <w:r>
-        <w:t xml:space="preserve">يهدف هذا الإجراء إلى تحديد وتوثيق المتطلبات والمسؤوليات والعمليات اللازمة لمراجعة وتقييم نظام إدارة سلامة الغذاء (FSMS) المطبق في منشأة حورس لتعبئة المياه الطبيعية، وتحديثه بشكل مستمر لضمان استمرارية ملاءمته وكفايته وفعاليته. يهدف التحديث إلى الاستجابة للتغيرات الداخلية والخارجية، تحقيق الامتثال للمتطلبات التشريعية والتنظيمية ومعايير الاعتماد، وتعزيز التحسين المستمر لأداء سلامة الغذاء والمنتج (ISO 22000:2018 §10.3، FSSC 22000 v6 Part 2 §2.1.4.1، ISO 9001:2015 §10.3).</w:t>
+        <w:t xml:space="preserve">يهدف هذا الإجراء إلى تحديد وتوثيق المتطلبات والمسؤوليات والعمليات اللازمة لمراجعة وتقييم نظام إدارة سلامة الغذاء (FSMS) المطبق في منشأة لتعبئة المياه الطبيعية، وتحديثه بشكل مستمر لضمان استمرارية ملاءمته وكفايته وفعاليته. يهدف التحديث إلى الاستجابة للتغيرات الداخلية والخارجية، تحقيق الامتثال للمتطلبات التشريعية والتنظيمية ومعايير الاعتماد، وتعزيز التحسين المستمر لأداء سلامة الغذاء والمنتج (ISO 22000:2018 §10.3، FSSC 22000 v6 Part 2 §2.1.4.1، ISO 9001:2015 §10.3).</w:t>
       </w:r>
     </w:p>
     <w:bookmarkEnd w:id="12"/>

--- a/public/horus-procedures/FSP-19_تحديث_نظام_إدارة_سلامة_الغذاء_والتحسين_المستمر.docx
+++ b/public/horus-procedures/FSP-19_تحديث_نظام_إدارة_سلامة_الغذاء_والتحسين_المستمر.docx
@@ -9,13 +9,13 @@
         </w:pict>
       </w:r>
     </w:p>
-    <w:bookmarkStart w:id="10" w:name="شركة-لإنتاج-وتعبئة-المياه-الطبيعية"/>
+    <w:bookmarkStart w:id="10" w:name="X03cef4314b8aa390e318dc4a1235d0ccb9e0c3a"/>
     <w:p>
       <w:pPr>
         <w:pStyle w:val="Heading1"/>
       </w:pPr>
       <w:r>
-        <w:t xml:space="preserve">شركة لإنتاج وتعبئة المياه الطبيعية</w:t>
+        <w:t xml:space="preserve">شركة الأزواك لإنتاج وتعبئة المياه الطبيعية</w:t>
       </w:r>
     </w:p>
     <w:bookmarkStart w:id="9" w:name="company-co."/>
